--- a/core/src/core/usecases/documents/builtin/blanks/invoice.docx
+++ b/core/src/core/usecases/documents/builtin/blanks/invoice.docx
@@ -435,7 +435,7 @@
           <w:b/>
           <w:sz w:val="28"/>
         </w:rPr>
-        <w:t>Счёт на оплату № {{number}} от {{date|long}}</w:t>
+        <w:t>Счет на оплату № {{number}} от {{date|long}}</w:t>
       </w:r>
     </w:p>
     <w:tbl>
@@ -1544,7 +1544,7 @@
         <w:ind w:left="1440" w:hanging="360"/>
       </w:pPr>
       <w:rPr>
-        <w:rFonts w:ascii="Symbol" w:hAnsi="Symbol" w:hint="default"/>
+        <w:rFonts w:ascii="Arial" w:hAnsi="Arial" w:hint="default" w:cs="Arial" w:eastAsia="Arial"/>
       </w:rPr>
     </w:lvl>
   </w:abstractNum>
@@ -1565,7 +1565,7 @@
         <w:ind w:left="1080" w:hanging="360"/>
       </w:pPr>
       <w:rPr>
-        <w:rFonts w:ascii="Symbol" w:hAnsi="Symbol" w:hint="default"/>
+        <w:rFonts w:ascii="Arial" w:hAnsi="Arial" w:hint="default" w:cs="Arial" w:eastAsia="Arial"/>
       </w:rPr>
     </w:lvl>
   </w:abstractNum>
@@ -1586,7 +1586,7 @@
         <w:ind w:left="720" w:hanging="360"/>
       </w:pPr>
       <w:rPr>
-        <w:rFonts w:ascii="Symbol" w:hAnsi="Symbol" w:hint="default"/>
+        <w:rFonts w:ascii="Arial" w:hAnsi="Arial" w:hint="default" w:cs="Arial" w:eastAsia="Arial"/>
       </w:rPr>
     </w:lvl>
   </w:abstractNum>
@@ -1625,7 +1625,7 @@
         <w:ind w:left="360" w:hanging="360"/>
       </w:pPr>
       <w:rPr>
-        <w:rFonts w:ascii="Symbol" w:hAnsi="Symbol" w:hint="default"/>
+        <w:rFonts w:ascii="Arial" w:hAnsi="Arial" w:hint="default" w:cs="Arial" w:eastAsia="Arial"/>
       </w:rPr>
     </w:lvl>
   </w:abstractNum>
@@ -1664,7 +1664,7 @@
   <w:docDefaults>
     <w:rPrDefault>
       <w:rPr>
-        <w:rFonts w:asciiTheme="minorHAnsi" w:eastAsiaTheme="minorEastAsia" w:hAnsiTheme="minorHAnsi" w:cstheme="minorBidi"/>
+        <w:rFonts w:ascii="Arial" w:hAnsi="Arial" w:cs="Arial" w:eastAsia="Arial"/>
         <w:sz w:val="22"/>
         <w:szCs w:val="22"/>
         <w:lang w:val="en-US" w:eastAsia="en-US" w:bidi="ar-SA"/>
@@ -1820,7 +1820,7 @@
     <w:qFormat/>
     <w:rsid w:val="00FC693F"/>
     <w:rPr>
-      <w:rFonts w:ascii="Arial" w:hAnsi="Arial" w:eastAsia="Arial"/>
+      <w:rFonts w:ascii="Arial" w:hAnsi="Arial" w:eastAsia="Arial" w:cs="Arial"/>
       <w:sz w:val="18"/>
     </w:rPr>
   </w:style>
@@ -1883,7 +1883,7 @@
       <w:outlineLvl w:val="0"/>
     </w:pPr>
     <w:rPr>
-      <w:rFonts w:asciiTheme="majorHAnsi" w:eastAsiaTheme="majorEastAsia" w:hAnsiTheme="majorHAnsi" w:cstheme="majorBidi"/>
+      <w:rFonts w:ascii="Arial" w:hAnsi="Arial" w:cs="Arial" w:eastAsia="Arial"/>
       <w:b/>
       <w:bCs/>
       <w:color w:val="365F91" w:themeColor="accent1" w:themeShade="BF"/>
@@ -1907,7 +1907,7 @@
       <w:outlineLvl w:val="1"/>
     </w:pPr>
     <w:rPr>
-      <w:rFonts w:asciiTheme="majorHAnsi" w:eastAsiaTheme="majorEastAsia" w:hAnsiTheme="majorHAnsi" w:cstheme="majorBidi"/>
+      <w:rFonts w:ascii="Arial" w:hAnsi="Arial" w:cs="Arial" w:eastAsia="Arial"/>
       <w:b/>
       <w:bCs/>
       <w:color w:val="4F81BD" w:themeColor="accent1"/>
@@ -1931,7 +1931,7 @@
       <w:outlineLvl w:val="2"/>
     </w:pPr>
     <w:rPr>
-      <w:rFonts w:asciiTheme="majorHAnsi" w:eastAsiaTheme="majorEastAsia" w:hAnsiTheme="majorHAnsi" w:cstheme="majorBidi"/>
+      <w:rFonts w:ascii="Arial" w:hAnsi="Arial" w:cs="Arial" w:eastAsia="Arial"/>
       <w:b/>
       <w:bCs/>
       <w:color w:val="4F81BD" w:themeColor="accent1"/>
@@ -1954,7 +1954,7 @@
       <w:outlineLvl w:val="3"/>
     </w:pPr>
     <w:rPr>
-      <w:rFonts w:asciiTheme="majorHAnsi" w:eastAsiaTheme="majorEastAsia" w:hAnsiTheme="majorHAnsi" w:cstheme="majorBidi"/>
+      <w:rFonts w:ascii="Arial" w:hAnsi="Arial" w:cs="Arial" w:eastAsia="Arial"/>
       <w:b/>
       <w:bCs/>
       <w:i/>
@@ -1979,7 +1979,7 @@
       <w:outlineLvl w:val="4"/>
     </w:pPr>
     <w:rPr>
-      <w:rFonts w:asciiTheme="majorHAnsi" w:eastAsiaTheme="majorEastAsia" w:hAnsiTheme="majorHAnsi" w:cstheme="majorBidi"/>
+      <w:rFonts w:ascii="Arial" w:hAnsi="Arial" w:cs="Arial" w:eastAsia="Arial"/>
       <w:color w:val="243F60" w:themeColor="accent1" w:themeShade="7F"/>
     </w:rPr>
   </w:style>
@@ -2000,7 +2000,7 @@
       <w:outlineLvl w:val="5"/>
     </w:pPr>
     <w:rPr>
-      <w:rFonts w:asciiTheme="majorHAnsi" w:eastAsiaTheme="majorEastAsia" w:hAnsiTheme="majorHAnsi" w:cstheme="majorBidi"/>
+      <w:rFonts w:ascii="Arial" w:hAnsi="Arial" w:cs="Arial" w:eastAsia="Arial"/>
       <w:i/>
       <w:iCs/>
       <w:color w:val="243F60" w:themeColor="accent1" w:themeShade="7F"/>
@@ -2023,7 +2023,7 @@
       <w:outlineLvl w:val="6"/>
     </w:pPr>
     <w:rPr>
-      <w:rFonts w:asciiTheme="majorHAnsi" w:eastAsiaTheme="majorEastAsia" w:hAnsiTheme="majorHAnsi" w:cstheme="majorBidi"/>
+      <w:rFonts w:ascii="Arial" w:hAnsi="Arial" w:cs="Arial" w:eastAsia="Arial"/>
       <w:i/>
       <w:iCs/>
       <w:color w:val="404040" w:themeColor="text1" w:themeTint="BF"/>
@@ -2046,7 +2046,7 @@
       <w:outlineLvl w:val="7"/>
     </w:pPr>
     <w:rPr>
-      <w:rFonts w:asciiTheme="majorHAnsi" w:eastAsiaTheme="majorEastAsia" w:hAnsiTheme="majorHAnsi" w:cstheme="majorBidi"/>
+      <w:rFonts w:ascii="Arial" w:hAnsi="Arial" w:cs="Arial" w:eastAsia="Arial"/>
       <w:color w:val="4F81BD" w:themeColor="accent1"/>
       <w:sz w:val="20"/>
       <w:szCs w:val="20"/>
@@ -2069,7 +2069,7 @@
       <w:outlineLvl w:val="8"/>
     </w:pPr>
     <w:rPr>
-      <w:rFonts w:asciiTheme="majorHAnsi" w:eastAsiaTheme="majorEastAsia" w:hAnsiTheme="majorHAnsi" w:cstheme="majorBidi"/>
+      <w:rFonts w:ascii="Arial" w:hAnsi="Arial" w:cs="Arial" w:eastAsia="Arial"/>
       <w:i/>
       <w:iCs/>
       <w:color w:val="404040" w:themeColor="text1" w:themeTint="BF"/>
@@ -2120,7 +2120,7 @@
     <w:uiPriority w:val="9"/>
     <w:rsid w:val="00FC693F"/>
     <w:rPr>
-      <w:rFonts w:asciiTheme="majorHAnsi" w:eastAsiaTheme="majorEastAsia" w:hAnsiTheme="majorHAnsi" w:cstheme="majorBidi"/>
+      <w:rFonts w:ascii="Arial" w:hAnsi="Arial" w:cs="Arial" w:eastAsia="Arial"/>
       <w:b/>
       <w:bCs/>
       <w:color w:val="365F91" w:themeColor="accent1" w:themeShade="BF"/>
@@ -2135,7 +2135,7 @@
     <w:uiPriority w:val="9"/>
     <w:rsid w:val="00FC693F"/>
     <w:rPr>
-      <w:rFonts w:asciiTheme="majorHAnsi" w:eastAsiaTheme="majorEastAsia" w:hAnsiTheme="majorHAnsi" w:cstheme="majorBidi"/>
+      <w:rFonts w:ascii="Arial" w:hAnsi="Arial" w:cs="Arial" w:eastAsia="Arial"/>
       <w:b/>
       <w:bCs/>
       <w:color w:val="4F81BD" w:themeColor="accent1"/>
@@ -2150,7 +2150,7 @@
     <w:uiPriority w:val="9"/>
     <w:rsid w:val="00FC693F"/>
     <w:rPr>
-      <w:rFonts w:asciiTheme="majorHAnsi" w:eastAsiaTheme="majorEastAsia" w:hAnsiTheme="majorHAnsi" w:cstheme="majorBidi"/>
+      <w:rFonts w:ascii="Arial" w:hAnsi="Arial" w:cs="Arial" w:eastAsia="Arial"/>
       <w:b/>
       <w:bCs/>
       <w:color w:val="4F81BD" w:themeColor="accent1"/>
@@ -2172,7 +2172,7 @@
       <w:contextualSpacing/>
     </w:pPr>
     <w:rPr>
-      <w:rFonts w:asciiTheme="majorHAnsi" w:eastAsiaTheme="majorEastAsia" w:hAnsiTheme="majorHAnsi" w:cstheme="majorBidi"/>
+      <w:rFonts w:ascii="Arial" w:hAnsi="Arial" w:cs="Arial" w:eastAsia="Arial"/>
       <w:color w:val="17365D" w:themeColor="text2" w:themeShade="BF"/>
       <w:spacing w:val="5"/>
       <w:kern w:val="28"/>
@@ -2187,7 +2187,7 @@
     <w:uiPriority w:val="10"/>
     <w:rsid w:val="00FC693F"/>
     <w:rPr>
-      <w:rFonts w:asciiTheme="majorHAnsi" w:eastAsiaTheme="majorEastAsia" w:hAnsiTheme="majorHAnsi" w:cstheme="majorBidi"/>
+      <w:rFonts w:ascii="Arial" w:hAnsi="Arial" w:cs="Arial" w:eastAsia="Arial"/>
       <w:color w:val="17365D" w:themeColor="text2" w:themeShade="BF"/>
       <w:spacing w:val="5"/>
       <w:kern w:val="28"/>
@@ -2209,7 +2209,7 @@
       </w:numPr>
     </w:pPr>
     <w:rPr>
-      <w:rFonts w:asciiTheme="majorHAnsi" w:eastAsiaTheme="majorEastAsia" w:hAnsiTheme="majorHAnsi" w:cstheme="majorBidi"/>
+      <w:rFonts w:ascii="Arial" w:hAnsi="Arial" w:cs="Arial" w:eastAsia="Arial"/>
       <w:i/>
       <w:iCs/>
       <w:color w:val="4F81BD" w:themeColor="accent1"/>
@@ -2225,7 +2225,7 @@
     <w:uiPriority w:val="11"/>
     <w:rsid w:val="00FC693F"/>
     <w:rPr>
-      <w:rFonts w:asciiTheme="majorHAnsi" w:eastAsiaTheme="majorEastAsia" w:hAnsiTheme="majorHAnsi" w:cstheme="majorBidi"/>
+      <w:rFonts w:ascii="Arial" w:hAnsi="Arial" w:cs="Arial" w:eastAsia="Arial"/>
       <w:i/>
       <w:iCs/>
       <w:color w:val="4F81BD" w:themeColor="accent1"/>
@@ -2472,7 +2472,7 @@
       </w:tabs>
     </w:pPr>
     <w:rPr>
-      <w:rFonts w:ascii="Courier" w:hAnsi="Courier"/>
+      <w:rFonts w:ascii="Arial" w:hAnsi="Arial" w:cs="Arial" w:eastAsia="Arial"/>
       <w:sz w:val="20"/>
       <w:szCs w:val="20"/>
     </w:rPr>
@@ -2484,7 +2484,7 @@
     <w:uiPriority w:val="99"/>
     <w:rsid w:val="0029639D"/>
     <w:rPr>
-      <w:rFonts w:ascii="Courier" w:hAnsi="Courier"/>
+      <w:rFonts w:ascii="Arial" w:hAnsi="Arial" w:cs="Arial" w:eastAsia="Arial"/>
       <w:sz w:val="20"/>
       <w:szCs w:val="20"/>
     </w:rPr>
@@ -2523,7 +2523,7 @@
     <w:semiHidden/>
     <w:rsid w:val="00FC693F"/>
     <w:rPr>
-      <w:rFonts w:asciiTheme="majorHAnsi" w:eastAsiaTheme="majorEastAsia" w:hAnsiTheme="majorHAnsi" w:cstheme="majorBidi"/>
+      <w:rFonts w:ascii="Arial" w:hAnsi="Arial" w:cs="Arial" w:eastAsia="Arial"/>
       <w:b/>
       <w:bCs/>
       <w:i/>
@@ -2539,7 +2539,7 @@
     <w:semiHidden/>
     <w:rsid w:val="00FC693F"/>
     <w:rPr>
-      <w:rFonts w:asciiTheme="majorHAnsi" w:eastAsiaTheme="majorEastAsia" w:hAnsiTheme="majorHAnsi" w:cstheme="majorBidi"/>
+      <w:rFonts w:ascii="Arial" w:hAnsi="Arial" w:cs="Arial" w:eastAsia="Arial"/>
       <w:color w:val="243F60" w:themeColor="accent1" w:themeShade="7F"/>
     </w:rPr>
   </w:style>
@@ -2551,7 +2551,7 @@
     <w:semiHidden/>
     <w:rsid w:val="00FC693F"/>
     <w:rPr>
-      <w:rFonts w:asciiTheme="majorHAnsi" w:eastAsiaTheme="majorEastAsia" w:hAnsiTheme="majorHAnsi" w:cstheme="majorBidi"/>
+      <w:rFonts w:ascii="Arial" w:hAnsi="Arial" w:cs="Arial" w:eastAsia="Arial"/>
       <w:i/>
       <w:iCs/>
       <w:color w:val="243F60" w:themeColor="accent1" w:themeShade="7F"/>
@@ -2565,7 +2565,7 @@
     <w:semiHidden/>
     <w:rsid w:val="00FC693F"/>
     <w:rPr>
-      <w:rFonts w:asciiTheme="majorHAnsi" w:eastAsiaTheme="majorEastAsia" w:hAnsiTheme="majorHAnsi" w:cstheme="majorBidi"/>
+      <w:rFonts w:ascii="Arial" w:hAnsi="Arial" w:cs="Arial" w:eastAsia="Arial"/>
       <w:i/>
       <w:iCs/>
       <w:color w:val="404040" w:themeColor="text1" w:themeTint="BF"/>
@@ -2579,7 +2579,7 @@
     <w:semiHidden/>
     <w:rsid w:val="00FC693F"/>
     <w:rPr>
-      <w:rFonts w:asciiTheme="majorHAnsi" w:eastAsiaTheme="majorEastAsia" w:hAnsiTheme="majorHAnsi" w:cstheme="majorBidi"/>
+      <w:rFonts w:ascii="Arial" w:hAnsi="Arial" w:cs="Arial" w:eastAsia="Arial"/>
       <w:color w:val="4F81BD" w:themeColor="accent1"/>
       <w:sz w:val="20"/>
       <w:szCs w:val="20"/>
@@ -2593,7 +2593,7 @@
     <w:semiHidden/>
     <w:rsid w:val="00FC693F"/>
     <w:rPr>
-      <w:rFonts w:asciiTheme="majorHAnsi" w:eastAsiaTheme="majorEastAsia" w:hAnsiTheme="majorHAnsi" w:cstheme="majorBidi"/>
+      <w:rFonts w:ascii="Arial" w:hAnsi="Arial" w:cs="Arial" w:eastAsia="Arial"/>
       <w:i/>
       <w:iCs/>
       <w:color w:val="404040" w:themeColor="text1" w:themeTint="BF"/>
@@ -4182,7 +4182,7 @@
         <w:spacing w:before="0" w:after="0" w:line="240" w:lineRule="auto"/>
       </w:pPr>
       <w:rPr>
-        <w:rFonts w:asciiTheme="majorHAnsi" w:eastAsiaTheme="majorEastAsia" w:hAnsiTheme="majorHAnsi" w:cstheme="majorBidi"/>
+        <w:rFonts w:ascii="Arial" w:hAnsi="Arial" w:cs="Arial" w:eastAsia="Arial"/>
         <w:b/>
         <w:bCs/>
       </w:rPr>
@@ -4203,7 +4203,7 @@
         <w:spacing w:before="0" w:after="0" w:line="240" w:lineRule="auto"/>
       </w:pPr>
       <w:rPr>
-        <w:rFonts w:asciiTheme="majorHAnsi" w:eastAsiaTheme="majorEastAsia" w:hAnsiTheme="majorHAnsi" w:cstheme="majorBidi"/>
+        <w:rFonts w:ascii="Arial" w:hAnsi="Arial" w:cs="Arial" w:eastAsia="Arial"/>
         <w:b/>
         <w:bCs/>
       </w:rPr>
@@ -4221,14 +4221,14 @@
     </w:tblStylePr>
     <w:tblStylePr w:type="firstCol">
       <w:rPr>
-        <w:rFonts w:asciiTheme="majorHAnsi" w:eastAsiaTheme="majorEastAsia" w:hAnsiTheme="majorHAnsi" w:cstheme="majorBidi"/>
+        <w:rFonts w:ascii="Arial" w:hAnsi="Arial" w:cs="Arial" w:eastAsia="Arial"/>
         <w:b/>
         <w:bCs/>
       </w:rPr>
     </w:tblStylePr>
     <w:tblStylePr w:type="lastCol">
       <w:rPr>
-        <w:rFonts w:asciiTheme="majorHAnsi" w:eastAsiaTheme="majorEastAsia" w:hAnsiTheme="majorHAnsi" w:cstheme="majorBidi"/>
+        <w:rFonts w:ascii="Arial" w:hAnsi="Arial" w:cs="Arial" w:eastAsia="Arial"/>
         <w:b/>
         <w:bCs/>
       </w:rPr>
@@ -4312,7 +4312,7 @@
         <w:spacing w:before="0" w:after="0" w:line="240" w:lineRule="auto"/>
       </w:pPr>
       <w:rPr>
-        <w:rFonts w:asciiTheme="majorHAnsi" w:eastAsiaTheme="majorEastAsia" w:hAnsiTheme="majorHAnsi" w:cstheme="majorBidi"/>
+        <w:rFonts w:ascii="Arial" w:hAnsi="Arial" w:cs="Arial" w:eastAsia="Arial"/>
         <w:b/>
         <w:bCs/>
       </w:rPr>
@@ -4333,7 +4333,7 @@
         <w:spacing w:before="0" w:after="0" w:line="240" w:lineRule="auto"/>
       </w:pPr>
       <w:rPr>
-        <w:rFonts w:asciiTheme="majorHAnsi" w:eastAsiaTheme="majorEastAsia" w:hAnsiTheme="majorHAnsi" w:cstheme="majorBidi"/>
+        <w:rFonts w:ascii="Arial" w:hAnsi="Arial" w:cs="Arial" w:eastAsia="Arial"/>
         <w:b/>
         <w:bCs/>
       </w:rPr>
@@ -4351,14 +4351,14 @@
     </w:tblStylePr>
     <w:tblStylePr w:type="firstCol">
       <w:rPr>
-        <w:rFonts w:asciiTheme="majorHAnsi" w:eastAsiaTheme="majorEastAsia" w:hAnsiTheme="majorHAnsi" w:cstheme="majorBidi"/>
+        <w:rFonts w:ascii="Arial" w:hAnsi="Arial" w:cs="Arial" w:eastAsia="Arial"/>
         <w:b/>
         <w:bCs/>
       </w:rPr>
     </w:tblStylePr>
     <w:tblStylePr w:type="lastCol">
       <w:rPr>
-        <w:rFonts w:asciiTheme="majorHAnsi" w:eastAsiaTheme="majorEastAsia" w:hAnsiTheme="majorHAnsi" w:cstheme="majorBidi"/>
+        <w:rFonts w:ascii="Arial" w:hAnsi="Arial" w:cs="Arial" w:eastAsia="Arial"/>
         <w:b/>
         <w:bCs/>
       </w:rPr>
@@ -4442,7 +4442,7 @@
         <w:spacing w:before="0" w:after="0" w:line="240" w:lineRule="auto"/>
       </w:pPr>
       <w:rPr>
-        <w:rFonts w:asciiTheme="majorHAnsi" w:eastAsiaTheme="majorEastAsia" w:hAnsiTheme="majorHAnsi" w:cstheme="majorBidi"/>
+        <w:rFonts w:ascii="Arial" w:hAnsi="Arial" w:cs="Arial" w:eastAsia="Arial"/>
         <w:b/>
         <w:bCs/>
       </w:rPr>
@@ -4463,7 +4463,7 @@
         <w:spacing w:before="0" w:after="0" w:line="240" w:lineRule="auto"/>
       </w:pPr>
       <w:rPr>
-        <w:rFonts w:asciiTheme="majorHAnsi" w:eastAsiaTheme="majorEastAsia" w:hAnsiTheme="majorHAnsi" w:cstheme="majorBidi"/>
+        <w:rFonts w:ascii="Arial" w:hAnsi="Arial" w:cs="Arial" w:eastAsia="Arial"/>
         <w:b/>
         <w:bCs/>
       </w:rPr>
@@ -4481,14 +4481,14 @@
     </w:tblStylePr>
     <w:tblStylePr w:type="firstCol">
       <w:rPr>
-        <w:rFonts w:asciiTheme="majorHAnsi" w:eastAsiaTheme="majorEastAsia" w:hAnsiTheme="majorHAnsi" w:cstheme="majorBidi"/>
+        <w:rFonts w:ascii="Arial" w:hAnsi="Arial" w:cs="Arial" w:eastAsia="Arial"/>
         <w:b/>
         <w:bCs/>
       </w:rPr>
     </w:tblStylePr>
     <w:tblStylePr w:type="lastCol">
       <w:rPr>
-        <w:rFonts w:asciiTheme="majorHAnsi" w:eastAsiaTheme="majorEastAsia" w:hAnsiTheme="majorHAnsi" w:cstheme="majorBidi"/>
+        <w:rFonts w:ascii="Arial" w:hAnsi="Arial" w:cs="Arial" w:eastAsia="Arial"/>
         <w:b/>
         <w:bCs/>
       </w:rPr>
@@ -4572,7 +4572,7 @@
         <w:spacing w:before="0" w:after="0" w:line="240" w:lineRule="auto"/>
       </w:pPr>
       <w:rPr>
-        <w:rFonts w:asciiTheme="majorHAnsi" w:eastAsiaTheme="majorEastAsia" w:hAnsiTheme="majorHAnsi" w:cstheme="majorBidi"/>
+        <w:rFonts w:ascii="Arial" w:hAnsi="Arial" w:cs="Arial" w:eastAsia="Arial"/>
         <w:b/>
         <w:bCs/>
       </w:rPr>
@@ -4593,7 +4593,7 @@
         <w:spacing w:before="0" w:after="0" w:line="240" w:lineRule="auto"/>
       </w:pPr>
       <w:rPr>
-        <w:rFonts w:asciiTheme="majorHAnsi" w:eastAsiaTheme="majorEastAsia" w:hAnsiTheme="majorHAnsi" w:cstheme="majorBidi"/>
+        <w:rFonts w:ascii="Arial" w:hAnsi="Arial" w:cs="Arial" w:eastAsia="Arial"/>
         <w:b/>
         <w:bCs/>
       </w:rPr>
@@ -4611,14 +4611,14 @@
     </w:tblStylePr>
     <w:tblStylePr w:type="firstCol">
       <w:rPr>
-        <w:rFonts w:asciiTheme="majorHAnsi" w:eastAsiaTheme="majorEastAsia" w:hAnsiTheme="majorHAnsi" w:cstheme="majorBidi"/>
+        <w:rFonts w:ascii="Arial" w:hAnsi="Arial" w:cs="Arial" w:eastAsia="Arial"/>
         <w:b/>
         <w:bCs/>
       </w:rPr>
     </w:tblStylePr>
     <w:tblStylePr w:type="lastCol">
       <w:rPr>
-        <w:rFonts w:asciiTheme="majorHAnsi" w:eastAsiaTheme="majorEastAsia" w:hAnsiTheme="majorHAnsi" w:cstheme="majorBidi"/>
+        <w:rFonts w:ascii="Arial" w:hAnsi="Arial" w:cs="Arial" w:eastAsia="Arial"/>
         <w:b/>
         <w:bCs/>
       </w:rPr>
@@ -4702,7 +4702,7 @@
         <w:spacing w:before="0" w:after="0" w:line="240" w:lineRule="auto"/>
       </w:pPr>
       <w:rPr>
-        <w:rFonts w:asciiTheme="majorHAnsi" w:eastAsiaTheme="majorEastAsia" w:hAnsiTheme="majorHAnsi" w:cstheme="majorBidi"/>
+        <w:rFonts w:ascii="Arial" w:hAnsi="Arial" w:cs="Arial" w:eastAsia="Arial"/>
         <w:b/>
         <w:bCs/>
       </w:rPr>
@@ -4723,7 +4723,7 @@
         <w:spacing w:before="0" w:after="0" w:line="240" w:lineRule="auto"/>
       </w:pPr>
       <w:rPr>
-        <w:rFonts w:asciiTheme="majorHAnsi" w:eastAsiaTheme="majorEastAsia" w:hAnsiTheme="majorHAnsi" w:cstheme="majorBidi"/>
+        <w:rFonts w:ascii="Arial" w:hAnsi="Arial" w:cs="Arial" w:eastAsia="Arial"/>
         <w:b/>
         <w:bCs/>
       </w:rPr>
@@ -4741,14 +4741,14 @@
     </w:tblStylePr>
     <w:tblStylePr w:type="firstCol">
       <w:rPr>
-        <w:rFonts w:asciiTheme="majorHAnsi" w:eastAsiaTheme="majorEastAsia" w:hAnsiTheme="majorHAnsi" w:cstheme="majorBidi"/>
+        <w:rFonts w:ascii="Arial" w:hAnsi="Arial" w:cs="Arial" w:eastAsia="Arial"/>
         <w:b/>
         <w:bCs/>
       </w:rPr>
     </w:tblStylePr>
     <w:tblStylePr w:type="lastCol">
       <w:rPr>
-        <w:rFonts w:asciiTheme="majorHAnsi" w:eastAsiaTheme="majorEastAsia" w:hAnsiTheme="majorHAnsi" w:cstheme="majorBidi"/>
+        <w:rFonts w:ascii="Arial" w:hAnsi="Arial" w:cs="Arial" w:eastAsia="Arial"/>
         <w:b/>
         <w:bCs/>
       </w:rPr>
@@ -4832,7 +4832,7 @@
         <w:spacing w:before="0" w:after="0" w:line="240" w:lineRule="auto"/>
       </w:pPr>
       <w:rPr>
-        <w:rFonts w:asciiTheme="majorHAnsi" w:eastAsiaTheme="majorEastAsia" w:hAnsiTheme="majorHAnsi" w:cstheme="majorBidi"/>
+        <w:rFonts w:ascii="Arial" w:hAnsi="Arial" w:cs="Arial" w:eastAsia="Arial"/>
         <w:b/>
         <w:bCs/>
       </w:rPr>
@@ -4853,7 +4853,7 @@
         <w:spacing w:before="0" w:after="0" w:line="240" w:lineRule="auto"/>
       </w:pPr>
       <w:rPr>
-        <w:rFonts w:asciiTheme="majorHAnsi" w:eastAsiaTheme="majorEastAsia" w:hAnsiTheme="majorHAnsi" w:cstheme="majorBidi"/>
+        <w:rFonts w:ascii="Arial" w:hAnsi="Arial" w:cs="Arial" w:eastAsia="Arial"/>
         <w:b/>
         <w:bCs/>
       </w:rPr>
@@ -4871,14 +4871,14 @@
     </w:tblStylePr>
     <w:tblStylePr w:type="firstCol">
       <w:rPr>
-        <w:rFonts w:asciiTheme="majorHAnsi" w:eastAsiaTheme="majorEastAsia" w:hAnsiTheme="majorHAnsi" w:cstheme="majorBidi"/>
+        <w:rFonts w:ascii="Arial" w:hAnsi="Arial" w:cs="Arial" w:eastAsia="Arial"/>
         <w:b/>
         <w:bCs/>
       </w:rPr>
     </w:tblStylePr>
     <w:tblStylePr w:type="lastCol">
       <w:rPr>
-        <w:rFonts w:asciiTheme="majorHAnsi" w:eastAsiaTheme="majorEastAsia" w:hAnsiTheme="majorHAnsi" w:cstheme="majorBidi"/>
+        <w:rFonts w:ascii="Arial" w:hAnsi="Arial" w:cs="Arial" w:eastAsia="Arial"/>
         <w:b/>
         <w:bCs/>
       </w:rPr>
@@ -4962,7 +4962,7 @@
         <w:spacing w:before="0" w:after="0" w:line="240" w:lineRule="auto"/>
       </w:pPr>
       <w:rPr>
-        <w:rFonts w:asciiTheme="majorHAnsi" w:eastAsiaTheme="majorEastAsia" w:hAnsiTheme="majorHAnsi" w:cstheme="majorBidi"/>
+        <w:rFonts w:ascii="Arial" w:hAnsi="Arial" w:cs="Arial" w:eastAsia="Arial"/>
         <w:b/>
         <w:bCs/>
       </w:rPr>
@@ -4983,7 +4983,7 @@
         <w:spacing w:before="0" w:after="0" w:line="240" w:lineRule="auto"/>
       </w:pPr>
       <w:rPr>
-        <w:rFonts w:asciiTheme="majorHAnsi" w:eastAsiaTheme="majorEastAsia" w:hAnsiTheme="majorHAnsi" w:cstheme="majorBidi"/>
+        <w:rFonts w:ascii="Arial" w:hAnsi="Arial" w:cs="Arial" w:eastAsia="Arial"/>
         <w:b/>
         <w:bCs/>
       </w:rPr>
@@ -5001,14 +5001,14 @@
     </w:tblStylePr>
     <w:tblStylePr w:type="firstCol">
       <w:rPr>
-        <w:rFonts w:asciiTheme="majorHAnsi" w:eastAsiaTheme="majorEastAsia" w:hAnsiTheme="majorHAnsi" w:cstheme="majorBidi"/>
+        <w:rFonts w:ascii="Arial" w:hAnsi="Arial" w:cs="Arial" w:eastAsia="Arial"/>
         <w:b/>
         <w:bCs/>
       </w:rPr>
     </w:tblStylePr>
     <w:tblStylePr w:type="lastCol">
       <w:rPr>
-        <w:rFonts w:asciiTheme="majorHAnsi" w:eastAsiaTheme="majorEastAsia" w:hAnsiTheme="majorHAnsi" w:cstheme="majorBidi"/>
+        <w:rFonts w:ascii="Arial" w:hAnsi="Arial" w:cs="Arial" w:eastAsia="Arial"/>
         <w:b/>
         <w:bCs/>
       </w:rPr>
@@ -6873,7 +6873,7 @@
     </w:tblPr>
     <w:tblStylePr w:type="firstRow">
       <w:rPr>
-        <w:rFonts w:asciiTheme="majorHAnsi" w:eastAsiaTheme="majorEastAsia" w:hAnsiTheme="majorHAnsi" w:cstheme="majorBidi"/>
+        <w:rFonts w:ascii="Arial" w:hAnsi="Arial" w:cs="Arial" w:eastAsia="Arial"/>
       </w:rPr>
       <w:tblPr/>
       <w:tcPr>
@@ -6957,7 +6957,7 @@
     </w:tblPr>
     <w:tblStylePr w:type="firstRow">
       <w:rPr>
-        <w:rFonts w:asciiTheme="majorHAnsi" w:eastAsiaTheme="majorEastAsia" w:hAnsiTheme="majorHAnsi" w:cstheme="majorBidi"/>
+        <w:rFonts w:ascii="Arial" w:hAnsi="Arial" w:cs="Arial" w:eastAsia="Arial"/>
       </w:rPr>
       <w:tblPr/>
       <w:tcPr>
@@ -7041,7 +7041,7 @@
     </w:tblPr>
     <w:tblStylePr w:type="firstRow">
       <w:rPr>
-        <w:rFonts w:asciiTheme="majorHAnsi" w:eastAsiaTheme="majorEastAsia" w:hAnsiTheme="majorHAnsi" w:cstheme="majorBidi"/>
+        <w:rFonts w:ascii="Arial" w:hAnsi="Arial" w:cs="Arial" w:eastAsia="Arial"/>
       </w:rPr>
       <w:tblPr/>
       <w:tcPr>
@@ -7125,7 +7125,7 @@
     </w:tblPr>
     <w:tblStylePr w:type="firstRow">
       <w:rPr>
-        <w:rFonts w:asciiTheme="majorHAnsi" w:eastAsiaTheme="majorEastAsia" w:hAnsiTheme="majorHAnsi" w:cstheme="majorBidi"/>
+        <w:rFonts w:ascii="Arial" w:hAnsi="Arial" w:cs="Arial" w:eastAsia="Arial"/>
       </w:rPr>
       <w:tblPr/>
       <w:tcPr>
@@ -7209,7 +7209,7 @@
     </w:tblPr>
     <w:tblStylePr w:type="firstRow">
       <w:rPr>
-        <w:rFonts w:asciiTheme="majorHAnsi" w:eastAsiaTheme="majorEastAsia" w:hAnsiTheme="majorHAnsi" w:cstheme="majorBidi"/>
+        <w:rFonts w:ascii="Arial" w:hAnsi="Arial" w:cs="Arial" w:eastAsia="Arial"/>
       </w:rPr>
       <w:tblPr/>
       <w:tcPr>
@@ -7293,7 +7293,7 @@
     </w:tblPr>
     <w:tblStylePr w:type="firstRow">
       <w:rPr>
-        <w:rFonts w:asciiTheme="majorHAnsi" w:eastAsiaTheme="majorEastAsia" w:hAnsiTheme="majorHAnsi" w:cstheme="majorBidi"/>
+        <w:rFonts w:ascii="Arial" w:hAnsi="Arial" w:cs="Arial" w:eastAsia="Arial"/>
       </w:rPr>
       <w:tblPr/>
       <w:tcPr>
@@ -7377,7 +7377,7 @@
     </w:tblPr>
     <w:tblStylePr w:type="firstRow">
       <w:rPr>
-        <w:rFonts w:asciiTheme="majorHAnsi" w:eastAsiaTheme="majorEastAsia" w:hAnsiTheme="majorHAnsi" w:cstheme="majorBidi"/>
+        <w:rFonts w:ascii="Arial" w:hAnsi="Arial" w:cs="Arial" w:eastAsia="Arial"/>
       </w:rPr>
       <w:tblPr/>
       <w:tcPr>
@@ -7442,7 +7442,7 @@
       <w:spacing w:after="0" w:line="240" w:lineRule="auto"/>
     </w:pPr>
     <w:rPr>
-      <w:rFonts w:asciiTheme="majorHAnsi" w:eastAsiaTheme="majorEastAsia" w:hAnsiTheme="majorHAnsi" w:cstheme="majorBidi"/>
+      <w:rFonts w:ascii="Arial" w:hAnsi="Arial" w:cs="Arial" w:eastAsia="Arial"/>
       <w:color w:val="000000" w:themeColor="text1"/>
     </w:rPr>
     <w:tblPr>
@@ -7570,7 +7570,7 @@
       <w:spacing w:after="0" w:line="240" w:lineRule="auto"/>
     </w:pPr>
     <w:rPr>
-      <w:rFonts w:asciiTheme="majorHAnsi" w:eastAsiaTheme="majorEastAsia" w:hAnsiTheme="majorHAnsi" w:cstheme="majorBidi"/>
+      <w:rFonts w:ascii="Arial" w:hAnsi="Arial" w:cs="Arial" w:eastAsia="Arial"/>
       <w:color w:val="000000" w:themeColor="text1"/>
     </w:rPr>
     <w:tblPr>
@@ -7698,7 +7698,7 @@
       <w:spacing w:after="0" w:line="240" w:lineRule="auto"/>
     </w:pPr>
     <w:rPr>
-      <w:rFonts w:asciiTheme="majorHAnsi" w:eastAsiaTheme="majorEastAsia" w:hAnsiTheme="majorHAnsi" w:cstheme="majorBidi"/>
+      <w:rFonts w:ascii="Arial" w:hAnsi="Arial" w:cs="Arial" w:eastAsia="Arial"/>
       <w:color w:val="000000" w:themeColor="text1"/>
     </w:rPr>
     <w:tblPr>
@@ -7826,7 +7826,7 @@
       <w:spacing w:after="0" w:line="240" w:lineRule="auto"/>
     </w:pPr>
     <w:rPr>
-      <w:rFonts w:asciiTheme="majorHAnsi" w:eastAsiaTheme="majorEastAsia" w:hAnsiTheme="majorHAnsi" w:cstheme="majorBidi"/>
+      <w:rFonts w:ascii="Arial" w:hAnsi="Arial" w:cs="Arial" w:eastAsia="Arial"/>
       <w:color w:val="000000" w:themeColor="text1"/>
     </w:rPr>
     <w:tblPr>
@@ -7954,7 +7954,7 @@
       <w:spacing w:after="0" w:line="240" w:lineRule="auto"/>
     </w:pPr>
     <w:rPr>
-      <w:rFonts w:asciiTheme="majorHAnsi" w:eastAsiaTheme="majorEastAsia" w:hAnsiTheme="majorHAnsi" w:cstheme="majorBidi"/>
+      <w:rFonts w:ascii="Arial" w:hAnsi="Arial" w:cs="Arial" w:eastAsia="Arial"/>
       <w:color w:val="000000" w:themeColor="text1"/>
     </w:rPr>
     <w:tblPr>
@@ -8082,7 +8082,7 @@
       <w:spacing w:after="0" w:line="240" w:lineRule="auto"/>
     </w:pPr>
     <w:rPr>
-      <w:rFonts w:asciiTheme="majorHAnsi" w:eastAsiaTheme="majorEastAsia" w:hAnsiTheme="majorHAnsi" w:cstheme="majorBidi"/>
+      <w:rFonts w:ascii="Arial" w:hAnsi="Arial" w:cs="Arial" w:eastAsia="Arial"/>
       <w:color w:val="000000" w:themeColor="text1"/>
     </w:rPr>
     <w:tblPr>
@@ -8210,7 +8210,7 @@
       <w:spacing w:after="0" w:line="240" w:lineRule="auto"/>
     </w:pPr>
     <w:rPr>
-      <w:rFonts w:asciiTheme="majorHAnsi" w:eastAsiaTheme="majorEastAsia" w:hAnsiTheme="majorHAnsi" w:cstheme="majorBidi"/>
+      <w:rFonts w:ascii="Arial" w:hAnsi="Arial" w:cs="Arial" w:eastAsia="Arial"/>
       <w:color w:val="000000" w:themeColor="text1"/>
     </w:rPr>
     <w:tblPr>
@@ -8849,7 +8849,7 @@
       <w:spacing w:after="0" w:line="240" w:lineRule="auto"/>
     </w:pPr>
     <w:rPr>
-      <w:rFonts w:asciiTheme="majorHAnsi" w:eastAsiaTheme="majorEastAsia" w:hAnsiTheme="majorHAnsi" w:cstheme="majorBidi"/>
+      <w:rFonts w:ascii="Arial" w:hAnsi="Arial" w:cs="Arial" w:eastAsia="Arial"/>
       <w:color w:val="000000" w:themeColor="text1"/>
     </w:rPr>
     <w:tblPr>
@@ -8974,7 +8974,7 @@
       <w:spacing w:after="0" w:line="240" w:lineRule="auto"/>
     </w:pPr>
     <w:rPr>
-      <w:rFonts w:asciiTheme="majorHAnsi" w:eastAsiaTheme="majorEastAsia" w:hAnsiTheme="majorHAnsi" w:cstheme="majorBidi"/>
+      <w:rFonts w:ascii="Arial" w:hAnsi="Arial" w:cs="Arial" w:eastAsia="Arial"/>
       <w:color w:val="000000" w:themeColor="text1"/>
     </w:rPr>
     <w:tblPr>
@@ -9099,7 +9099,7 @@
       <w:spacing w:after="0" w:line="240" w:lineRule="auto"/>
     </w:pPr>
     <w:rPr>
-      <w:rFonts w:asciiTheme="majorHAnsi" w:eastAsiaTheme="majorEastAsia" w:hAnsiTheme="majorHAnsi" w:cstheme="majorBidi"/>
+      <w:rFonts w:ascii="Arial" w:hAnsi="Arial" w:cs="Arial" w:eastAsia="Arial"/>
       <w:color w:val="000000" w:themeColor="text1"/>
     </w:rPr>
     <w:tblPr>
@@ -9224,7 +9224,7 @@
       <w:spacing w:after="0" w:line="240" w:lineRule="auto"/>
     </w:pPr>
     <w:rPr>
-      <w:rFonts w:asciiTheme="majorHAnsi" w:eastAsiaTheme="majorEastAsia" w:hAnsiTheme="majorHAnsi" w:cstheme="majorBidi"/>
+      <w:rFonts w:ascii="Arial" w:hAnsi="Arial" w:cs="Arial" w:eastAsia="Arial"/>
       <w:color w:val="000000" w:themeColor="text1"/>
     </w:rPr>
     <w:tblPr>
@@ -9349,7 +9349,7 @@
       <w:spacing w:after="0" w:line="240" w:lineRule="auto"/>
     </w:pPr>
     <w:rPr>
-      <w:rFonts w:asciiTheme="majorHAnsi" w:eastAsiaTheme="majorEastAsia" w:hAnsiTheme="majorHAnsi" w:cstheme="majorBidi"/>
+      <w:rFonts w:ascii="Arial" w:hAnsi="Arial" w:cs="Arial" w:eastAsia="Arial"/>
       <w:color w:val="000000" w:themeColor="text1"/>
     </w:rPr>
     <w:tblPr>
@@ -9474,7 +9474,7 @@
       <w:spacing w:after="0" w:line="240" w:lineRule="auto"/>
     </w:pPr>
     <w:rPr>
-      <w:rFonts w:asciiTheme="majorHAnsi" w:eastAsiaTheme="majorEastAsia" w:hAnsiTheme="majorHAnsi" w:cstheme="majorBidi"/>
+      <w:rFonts w:ascii="Arial" w:hAnsi="Arial" w:cs="Arial" w:eastAsia="Arial"/>
       <w:color w:val="000000" w:themeColor="text1"/>
     </w:rPr>
     <w:tblPr>
@@ -9599,7 +9599,7 @@
       <w:spacing w:after="0" w:line="240" w:lineRule="auto"/>
     </w:pPr>
     <w:rPr>
-      <w:rFonts w:asciiTheme="majorHAnsi" w:eastAsiaTheme="majorEastAsia" w:hAnsiTheme="majorHAnsi" w:cstheme="majorBidi"/>
+      <w:rFonts w:ascii="Arial" w:hAnsi="Arial" w:cs="Arial" w:eastAsia="Arial"/>
       <w:color w:val="000000" w:themeColor="text1"/>
     </w:rPr>
     <w:tblPr>
@@ -13514,7 +13514,7 @@
   <w:docDefaults>
     <w:rPrDefault>
       <w:rPr>
-        <w:rFonts w:asciiTheme="minorHAnsi" w:eastAsiaTheme="minorEastAsia" w:hAnsiTheme="minorHAnsi" w:cstheme="minorBidi"/>
+        <w:rFonts w:ascii="Arial" w:hAnsi="Arial" w:cs="Arial" w:eastAsia="Arial"/>
         <w:sz w:val="22"/>
         <w:szCs w:val="22"/>
         <w:lang w:val="en-US" w:eastAsia="en-US" w:bidi="ar-SA"/>
@@ -13685,7 +13685,7 @@
       <w:outlineLvl w:val="0"/>
     </w:pPr>
     <w:rPr>
-      <w:rFonts w:asciiTheme="majorHAnsi" w:eastAsiaTheme="majorEastAsia" w:hAnsiTheme="majorHAnsi" w:cstheme="majorBidi"/>
+      <w:rFonts w:ascii="Arial" w:hAnsi="Arial" w:cs="Arial" w:eastAsia="Arial"/>
       <w:b/>
       <w:bCs/>
       <w:color w:val="365F91" w:themeColor="accent1" w:themeShade="BF"/>
@@ -13709,7 +13709,7 @@
       <w:outlineLvl w:val="1"/>
     </w:pPr>
     <w:rPr>
-      <w:rFonts w:asciiTheme="majorHAnsi" w:eastAsiaTheme="majorEastAsia" w:hAnsiTheme="majorHAnsi" w:cstheme="majorBidi"/>
+      <w:rFonts w:ascii="Arial" w:hAnsi="Arial" w:cs="Arial" w:eastAsia="Arial"/>
       <w:b/>
       <w:bCs/>
       <w:color w:val="4F81BD" w:themeColor="accent1"/>
@@ -13733,7 +13733,7 @@
       <w:outlineLvl w:val="2"/>
     </w:pPr>
     <w:rPr>
-      <w:rFonts w:asciiTheme="majorHAnsi" w:eastAsiaTheme="majorEastAsia" w:hAnsiTheme="majorHAnsi" w:cstheme="majorBidi"/>
+      <w:rFonts w:ascii="Arial" w:hAnsi="Arial" w:cs="Arial" w:eastAsia="Arial"/>
       <w:b/>
       <w:bCs/>
       <w:color w:val="4F81BD" w:themeColor="accent1"/>
@@ -13756,7 +13756,7 @@
       <w:outlineLvl w:val="3"/>
     </w:pPr>
     <w:rPr>
-      <w:rFonts w:asciiTheme="majorHAnsi" w:eastAsiaTheme="majorEastAsia" w:hAnsiTheme="majorHAnsi" w:cstheme="majorBidi"/>
+      <w:rFonts w:ascii="Arial" w:hAnsi="Arial" w:cs="Arial" w:eastAsia="Arial"/>
       <w:b/>
       <w:bCs/>
       <w:i/>
@@ -13781,7 +13781,7 @@
       <w:outlineLvl w:val="4"/>
     </w:pPr>
     <w:rPr>
-      <w:rFonts w:asciiTheme="majorHAnsi" w:eastAsiaTheme="majorEastAsia" w:hAnsiTheme="majorHAnsi" w:cstheme="majorBidi"/>
+      <w:rFonts w:ascii="Arial" w:hAnsi="Arial" w:cs="Arial" w:eastAsia="Arial"/>
       <w:color w:val="243F60" w:themeColor="accent1" w:themeShade="7F"/>
     </w:rPr>
   </w:style>
@@ -13802,7 +13802,7 @@
       <w:outlineLvl w:val="5"/>
     </w:pPr>
     <w:rPr>
-      <w:rFonts w:asciiTheme="majorHAnsi" w:eastAsiaTheme="majorEastAsia" w:hAnsiTheme="majorHAnsi" w:cstheme="majorBidi"/>
+      <w:rFonts w:ascii="Arial" w:hAnsi="Arial" w:cs="Arial" w:eastAsia="Arial"/>
       <w:i/>
       <w:iCs/>
       <w:color w:val="243F60" w:themeColor="accent1" w:themeShade="7F"/>
@@ -13825,7 +13825,7 @@
       <w:outlineLvl w:val="6"/>
     </w:pPr>
     <w:rPr>
-      <w:rFonts w:asciiTheme="majorHAnsi" w:eastAsiaTheme="majorEastAsia" w:hAnsiTheme="majorHAnsi" w:cstheme="majorBidi"/>
+      <w:rFonts w:ascii="Arial" w:hAnsi="Arial" w:cs="Arial" w:eastAsia="Arial"/>
       <w:i/>
       <w:iCs/>
       <w:color w:val="404040" w:themeColor="text1" w:themeTint="BF"/>
@@ -13848,7 +13848,7 @@
       <w:outlineLvl w:val="7"/>
     </w:pPr>
     <w:rPr>
-      <w:rFonts w:asciiTheme="majorHAnsi" w:eastAsiaTheme="majorEastAsia" w:hAnsiTheme="majorHAnsi" w:cstheme="majorBidi"/>
+      <w:rFonts w:ascii="Arial" w:hAnsi="Arial" w:cs="Arial" w:eastAsia="Arial"/>
       <w:color w:val="4F81BD" w:themeColor="accent1"/>
       <w:sz w:val="20"/>
       <w:szCs w:val="20"/>
@@ -13871,7 +13871,7 @@
       <w:outlineLvl w:val="8"/>
     </w:pPr>
     <w:rPr>
-      <w:rFonts w:asciiTheme="majorHAnsi" w:eastAsiaTheme="majorEastAsia" w:hAnsiTheme="majorHAnsi" w:cstheme="majorBidi"/>
+      <w:rFonts w:ascii="Arial" w:hAnsi="Arial" w:cs="Arial" w:eastAsia="Arial"/>
       <w:i/>
       <w:iCs/>
       <w:color w:val="404040" w:themeColor="text1" w:themeTint="BF"/>
@@ -13922,7 +13922,7 @@
     <w:uiPriority w:val="9"/>
     <w:rsid w:val="00FC693F"/>
     <w:rPr>
-      <w:rFonts w:asciiTheme="majorHAnsi" w:eastAsiaTheme="majorEastAsia" w:hAnsiTheme="majorHAnsi" w:cstheme="majorBidi"/>
+      <w:rFonts w:ascii="Arial" w:hAnsi="Arial" w:cs="Arial" w:eastAsia="Arial"/>
       <w:b/>
       <w:bCs/>
       <w:color w:val="365F91" w:themeColor="accent1" w:themeShade="BF"/>
@@ -13937,7 +13937,7 @@
     <w:uiPriority w:val="9"/>
     <w:rsid w:val="00FC693F"/>
     <w:rPr>
-      <w:rFonts w:asciiTheme="majorHAnsi" w:eastAsiaTheme="majorEastAsia" w:hAnsiTheme="majorHAnsi" w:cstheme="majorBidi"/>
+      <w:rFonts w:ascii="Arial" w:hAnsi="Arial" w:cs="Arial" w:eastAsia="Arial"/>
       <w:b/>
       <w:bCs/>
       <w:color w:val="4F81BD" w:themeColor="accent1"/>
@@ -13952,7 +13952,7 @@
     <w:uiPriority w:val="9"/>
     <w:rsid w:val="00FC693F"/>
     <w:rPr>
-      <w:rFonts w:asciiTheme="majorHAnsi" w:eastAsiaTheme="majorEastAsia" w:hAnsiTheme="majorHAnsi" w:cstheme="majorBidi"/>
+      <w:rFonts w:ascii="Arial" w:hAnsi="Arial" w:cs="Arial" w:eastAsia="Arial"/>
       <w:b/>
       <w:bCs/>
       <w:color w:val="4F81BD" w:themeColor="accent1"/>
@@ -13974,7 +13974,7 @@
       <w:contextualSpacing/>
     </w:pPr>
     <w:rPr>
-      <w:rFonts w:asciiTheme="majorHAnsi" w:eastAsiaTheme="majorEastAsia" w:hAnsiTheme="majorHAnsi" w:cstheme="majorBidi"/>
+      <w:rFonts w:ascii="Arial" w:hAnsi="Arial" w:cs="Arial" w:eastAsia="Arial"/>
       <w:color w:val="17365D" w:themeColor="text2" w:themeShade="BF"/>
       <w:spacing w:val="5"/>
       <w:kern w:val="28"/>
@@ -13989,7 +13989,7 @@
     <w:uiPriority w:val="10"/>
     <w:rsid w:val="00FC693F"/>
     <w:rPr>
-      <w:rFonts w:asciiTheme="majorHAnsi" w:eastAsiaTheme="majorEastAsia" w:hAnsiTheme="majorHAnsi" w:cstheme="majorBidi"/>
+      <w:rFonts w:ascii="Arial" w:hAnsi="Arial" w:cs="Arial" w:eastAsia="Arial"/>
       <w:color w:val="17365D" w:themeColor="text2" w:themeShade="BF"/>
       <w:spacing w:val="5"/>
       <w:kern w:val="28"/>
@@ -14011,7 +14011,7 @@
       </w:numPr>
     </w:pPr>
     <w:rPr>
-      <w:rFonts w:asciiTheme="majorHAnsi" w:eastAsiaTheme="majorEastAsia" w:hAnsiTheme="majorHAnsi" w:cstheme="majorBidi"/>
+      <w:rFonts w:ascii="Arial" w:hAnsi="Arial" w:cs="Arial" w:eastAsia="Arial"/>
       <w:i/>
       <w:iCs/>
       <w:color w:val="4F81BD" w:themeColor="accent1"/>
@@ -14027,7 +14027,7 @@
     <w:uiPriority w:val="11"/>
     <w:rsid w:val="00FC693F"/>
     <w:rPr>
-      <w:rFonts w:asciiTheme="majorHAnsi" w:eastAsiaTheme="majorEastAsia" w:hAnsiTheme="majorHAnsi" w:cstheme="majorBidi"/>
+      <w:rFonts w:ascii="Arial" w:hAnsi="Arial" w:cs="Arial" w:eastAsia="Arial"/>
       <w:i/>
       <w:iCs/>
       <w:color w:val="4F81BD" w:themeColor="accent1"/>
@@ -14274,7 +14274,7 @@
       </w:tabs>
     </w:pPr>
     <w:rPr>
-      <w:rFonts w:ascii="Courier" w:hAnsi="Courier"/>
+      <w:rFonts w:ascii="Arial" w:hAnsi="Arial" w:cs="Arial" w:eastAsia="Arial"/>
       <w:sz w:val="20"/>
       <w:szCs w:val="20"/>
     </w:rPr>
@@ -14286,7 +14286,7 @@
     <w:uiPriority w:val="99"/>
     <w:rsid w:val="0029639D"/>
     <w:rPr>
-      <w:rFonts w:ascii="Courier" w:hAnsi="Courier"/>
+      <w:rFonts w:ascii="Arial" w:hAnsi="Arial" w:cs="Arial" w:eastAsia="Arial"/>
       <w:sz w:val="20"/>
       <w:szCs w:val="20"/>
     </w:rPr>
@@ -14325,7 +14325,7 @@
     <w:semiHidden/>
     <w:rsid w:val="00FC693F"/>
     <w:rPr>
-      <w:rFonts w:asciiTheme="majorHAnsi" w:eastAsiaTheme="majorEastAsia" w:hAnsiTheme="majorHAnsi" w:cstheme="majorBidi"/>
+      <w:rFonts w:ascii="Arial" w:hAnsi="Arial" w:cs="Arial" w:eastAsia="Arial"/>
       <w:b/>
       <w:bCs/>
       <w:i/>
@@ -14341,7 +14341,7 @@
     <w:semiHidden/>
     <w:rsid w:val="00FC693F"/>
     <w:rPr>
-      <w:rFonts w:asciiTheme="majorHAnsi" w:eastAsiaTheme="majorEastAsia" w:hAnsiTheme="majorHAnsi" w:cstheme="majorBidi"/>
+      <w:rFonts w:ascii="Arial" w:hAnsi="Arial" w:cs="Arial" w:eastAsia="Arial"/>
       <w:color w:val="243F60" w:themeColor="accent1" w:themeShade="7F"/>
     </w:rPr>
   </w:style>
@@ -14353,7 +14353,7 @@
     <w:semiHidden/>
     <w:rsid w:val="00FC693F"/>
     <w:rPr>
-      <w:rFonts w:asciiTheme="majorHAnsi" w:eastAsiaTheme="majorEastAsia" w:hAnsiTheme="majorHAnsi" w:cstheme="majorBidi"/>
+      <w:rFonts w:ascii="Arial" w:hAnsi="Arial" w:cs="Arial" w:eastAsia="Arial"/>
       <w:i/>
       <w:iCs/>
       <w:color w:val="243F60" w:themeColor="accent1" w:themeShade="7F"/>
@@ -14367,7 +14367,7 @@
     <w:semiHidden/>
     <w:rsid w:val="00FC693F"/>
     <w:rPr>
-      <w:rFonts w:asciiTheme="majorHAnsi" w:eastAsiaTheme="majorEastAsia" w:hAnsiTheme="majorHAnsi" w:cstheme="majorBidi"/>
+      <w:rFonts w:ascii="Arial" w:hAnsi="Arial" w:cs="Arial" w:eastAsia="Arial"/>
       <w:i/>
       <w:iCs/>
       <w:color w:val="404040" w:themeColor="text1" w:themeTint="BF"/>
@@ -14381,7 +14381,7 @@
     <w:semiHidden/>
     <w:rsid w:val="00FC693F"/>
     <w:rPr>
-      <w:rFonts w:asciiTheme="majorHAnsi" w:eastAsiaTheme="majorEastAsia" w:hAnsiTheme="majorHAnsi" w:cstheme="majorBidi"/>
+      <w:rFonts w:ascii="Arial" w:hAnsi="Arial" w:cs="Arial" w:eastAsia="Arial"/>
       <w:color w:val="4F81BD" w:themeColor="accent1"/>
       <w:sz w:val="20"/>
       <w:szCs w:val="20"/>
@@ -14395,7 +14395,7 @@
     <w:semiHidden/>
     <w:rsid w:val="00FC693F"/>
     <w:rPr>
-      <w:rFonts w:asciiTheme="majorHAnsi" w:eastAsiaTheme="majorEastAsia" w:hAnsiTheme="majorHAnsi" w:cstheme="majorBidi"/>
+      <w:rFonts w:ascii="Arial" w:hAnsi="Arial" w:cs="Arial" w:eastAsia="Arial"/>
       <w:i/>
       <w:iCs/>
       <w:color w:val="404040" w:themeColor="text1" w:themeTint="BF"/>
@@ -15984,7 +15984,7 @@
         <w:spacing w:before="0" w:after="0" w:line="240" w:lineRule="auto"/>
       </w:pPr>
       <w:rPr>
-        <w:rFonts w:asciiTheme="majorHAnsi" w:eastAsiaTheme="majorEastAsia" w:hAnsiTheme="majorHAnsi" w:cstheme="majorBidi"/>
+        <w:rFonts w:ascii="Arial" w:hAnsi="Arial" w:cs="Arial" w:eastAsia="Arial"/>
         <w:b/>
         <w:bCs/>
       </w:rPr>
@@ -16005,7 +16005,7 @@
         <w:spacing w:before="0" w:after="0" w:line="240" w:lineRule="auto"/>
       </w:pPr>
       <w:rPr>
-        <w:rFonts w:asciiTheme="majorHAnsi" w:eastAsiaTheme="majorEastAsia" w:hAnsiTheme="majorHAnsi" w:cstheme="majorBidi"/>
+        <w:rFonts w:ascii="Arial" w:hAnsi="Arial" w:cs="Arial" w:eastAsia="Arial"/>
         <w:b/>
         <w:bCs/>
       </w:rPr>
@@ -16023,14 +16023,14 @@
     </w:tblStylePr>
     <w:tblStylePr w:type="firstCol">
       <w:rPr>
-        <w:rFonts w:asciiTheme="majorHAnsi" w:eastAsiaTheme="majorEastAsia" w:hAnsiTheme="majorHAnsi" w:cstheme="majorBidi"/>
+        <w:rFonts w:ascii="Arial" w:hAnsi="Arial" w:cs="Arial" w:eastAsia="Arial"/>
         <w:b/>
         <w:bCs/>
       </w:rPr>
     </w:tblStylePr>
     <w:tblStylePr w:type="lastCol">
       <w:rPr>
-        <w:rFonts w:asciiTheme="majorHAnsi" w:eastAsiaTheme="majorEastAsia" w:hAnsiTheme="majorHAnsi" w:cstheme="majorBidi"/>
+        <w:rFonts w:ascii="Arial" w:hAnsi="Arial" w:cs="Arial" w:eastAsia="Arial"/>
         <w:b/>
         <w:bCs/>
       </w:rPr>
@@ -16114,7 +16114,7 @@
         <w:spacing w:before="0" w:after="0" w:line="240" w:lineRule="auto"/>
       </w:pPr>
       <w:rPr>
-        <w:rFonts w:asciiTheme="majorHAnsi" w:eastAsiaTheme="majorEastAsia" w:hAnsiTheme="majorHAnsi" w:cstheme="majorBidi"/>
+        <w:rFonts w:ascii="Arial" w:hAnsi="Arial" w:cs="Arial" w:eastAsia="Arial"/>
         <w:b/>
         <w:bCs/>
       </w:rPr>
@@ -16135,7 +16135,7 @@
         <w:spacing w:before="0" w:after="0" w:line="240" w:lineRule="auto"/>
       </w:pPr>
       <w:rPr>
-        <w:rFonts w:asciiTheme="majorHAnsi" w:eastAsiaTheme="majorEastAsia" w:hAnsiTheme="majorHAnsi" w:cstheme="majorBidi"/>
+        <w:rFonts w:ascii="Arial" w:hAnsi="Arial" w:cs="Arial" w:eastAsia="Arial"/>
         <w:b/>
         <w:bCs/>
       </w:rPr>
@@ -16153,14 +16153,14 @@
     </w:tblStylePr>
     <w:tblStylePr w:type="firstCol">
       <w:rPr>
-        <w:rFonts w:asciiTheme="majorHAnsi" w:eastAsiaTheme="majorEastAsia" w:hAnsiTheme="majorHAnsi" w:cstheme="majorBidi"/>
+        <w:rFonts w:ascii="Arial" w:hAnsi="Arial" w:cs="Arial" w:eastAsia="Arial"/>
         <w:b/>
         <w:bCs/>
       </w:rPr>
     </w:tblStylePr>
     <w:tblStylePr w:type="lastCol">
       <w:rPr>
-        <w:rFonts w:asciiTheme="majorHAnsi" w:eastAsiaTheme="majorEastAsia" w:hAnsiTheme="majorHAnsi" w:cstheme="majorBidi"/>
+        <w:rFonts w:ascii="Arial" w:hAnsi="Arial" w:cs="Arial" w:eastAsia="Arial"/>
         <w:b/>
         <w:bCs/>
       </w:rPr>
@@ -16244,7 +16244,7 @@
         <w:spacing w:before="0" w:after="0" w:line="240" w:lineRule="auto"/>
       </w:pPr>
       <w:rPr>
-        <w:rFonts w:asciiTheme="majorHAnsi" w:eastAsiaTheme="majorEastAsia" w:hAnsiTheme="majorHAnsi" w:cstheme="majorBidi"/>
+        <w:rFonts w:ascii="Arial" w:hAnsi="Arial" w:cs="Arial" w:eastAsia="Arial"/>
         <w:b/>
         <w:bCs/>
       </w:rPr>
@@ -16265,7 +16265,7 @@
         <w:spacing w:before="0" w:after="0" w:line="240" w:lineRule="auto"/>
       </w:pPr>
       <w:rPr>
-        <w:rFonts w:asciiTheme="majorHAnsi" w:eastAsiaTheme="majorEastAsia" w:hAnsiTheme="majorHAnsi" w:cstheme="majorBidi"/>
+        <w:rFonts w:ascii="Arial" w:hAnsi="Arial" w:cs="Arial" w:eastAsia="Arial"/>
         <w:b/>
         <w:bCs/>
       </w:rPr>
@@ -16283,14 +16283,14 @@
     </w:tblStylePr>
     <w:tblStylePr w:type="firstCol">
       <w:rPr>
-        <w:rFonts w:asciiTheme="majorHAnsi" w:eastAsiaTheme="majorEastAsia" w:hAnsiTheme="majorHAnsi" w:cstheme="majorBidi"/>
+        <w:rFonts w:ascii="Arial" w:hAnsi="Arial" w:cs="Arial" w:eastAsia="Arial"/>
         <w:b/>
         <w:bCs/>
       </w:rPr>
     </w:tblStylePr>
     <w:tblStylePr w:type="lastCol">
       <w:rPr>
-        <w:rFonts w:asciiTheme="majorHAnsi" w:eastAsiaTheme="majorEastAsia" w:hAnsiTheme="majorHAnsi" w:cstheme="majorBidi"/>
+        <w:rFonts w:ascii="Arial" w:hAnsi="Arial" w:cs="Arial" w:eastAsia="Arial"/>
         <w:b/>
         <w:bCs/>
       </w:rPr>
@@ -16374,7 +16374,7 @@
         <w:spacing w:before="0" w:after="0" w:line="240" w:lineRule="auto"/>
       </w:pPr>
       <w:rPr>
-        <w:rFonts w:asciiTheme="majorHAnsi" w:eastAsiaTheme="majorEastAsia" w:hAnsiTheme="majorHAnsi" w:cstheme="majorBidi"/>
+        <w:rFonts w:ascii="Arial" w:hAnsi="Arial" w:cs="Arial" w:eastAsia="Arial"/>
         <w:b/>
         <w:bCs/>
       </w:rPr>
@@ -16395,7 +16395,7 @@
         <w:spacing w:before="0" w:after="0" w:line="240" w:lineRule="auto"/>
       </w:pPr>
       <w:rPr>
-        <w:rFonts w:asciiTheme="majorHAnsi" w:eastAsiaTheme="majorEastAsia" w:hAnsiTheme="majorHAnsi" w:cstheme="majorBidi"/>
+        <w:rFonts w:ascii="Arial" w:hAnsi="Arial" w:cs="Arial" w:eastAsia="Arial"/>
         <w:b/>
         <w:bCs/>
       </w:rPr>
@@ -16413,14 +16413,14 @@
     </w:tblStylePr>
     <w:tblStylePr w:type="firstCol">
       <w:rPr>
-        <w:rFonts w:asciiTheme="majorHAnsi" w:eastAsiaTheme="majorEastAsia" w:hAnsiTheme="majorHAnsi" w:cstheme="majorBidi"/>
+        <w:rFonts w:ascii="Arial" w:hAnsi="Arial" w:cs="Arial" w:eastAsia="Arial"/>
         <w:b/>
         <w:bCs/>
       </w:rPr>
     </w:tblStylePr>
     <w:tblStylePr w:type="lastCol">
       <w:rPr>
-        <w:rFonts w:asciiTheme="majorHAnsi" w:eastAsiaTheme="majorEastAsia" w:hAnsiTheme="majorHAnsi" w:cstheme="majorBidi"/>
+        <w:rFonts w:ascii="Arial" w:hAnsi="Arial" w:cs="Arial" w:eastAsia="Arial"/>
         <w:b/>
         <w:bCs/>
       </w:rPr>
@@ -16504,7 +16504,7 @@
         <w:spacing w:before="0" w:after="0" w:line="240" w:lineRule="auto"/>
       </w:pPr>
       <w:rPr>
-        <w:rFonts w:asciiTheme="majorHAnsi" w:eastAsiaTheme="majorEastAsia" w:hAnsiTheme="majorHAnsi" w:cstheme="majorBidi"/>
+        <w:rFonts w:ascii="Arial" w:hAnsi="Arial" w:cs="Arial" w:eastAsia="Arial"/>
         <w:b/>
         <w:bCs/>
       </w:rPr>
@@ -16525,7 +16525,7 @@
         <w:spacing w:before="0" w:after="0" w:line="240" w:lineRule="auto"/>
       </w:pPr>
       <w:rPr>
-        <w:rFonts w:asciiTheme="majorHAnsi" w:eastAsiaTheme="majorEastAsia" w:hAnsiTheme="majorHAnsi" w:cstheme="majorBidi"/>
+        <w:rFonts w:ascii="Arial" w:hAnsi="Arial" w:cs="Arial" w:eastAsia="Arial"/>
         <w:b/>
         <w:bCs/>
       </w:rPr>
@@ -16543,14 +16543,14 @@
     </w:tblStylePr>
     <w:tblStylePr w:type="firstCol">
       <w:rPr>
-        <w:rFonts w:asciiTheme="majorHAnsi" w:eastAsiaTheme="majorEastAsia" w:hAnsiTheme="majorHAnsi" w:cstheme="majorBidi"/>
+        <w:rFonts w:ascii="Arial" w:hAnsi="Arial" w:cs="Arial" w:eastAsia="Arial"/>
         <w:b/>
         <w:bCs/>
       </w:rPr>
     </w:tblStylePr>
     <w:tblStylePr w:type="lastCol">
       <w:rPr>
-        <w:rFonts w:asciiTheme="majorHAnsi" w:eastAsiaTheme="majorEastAsia" w:hAnsiTheme="majorHAnsi" w:cstheme="majorBidi"/>
+        <w:rFonts w:ascii="Arial" w:hAnsi="Arial" w:cs="Arial" w:eastAsia="Arial"/>
         <w:b/>
         <w:bCs/>
       </w:rPr>
@@ -16634,7 +16634,7 @@
         <w:spacing w:before="0" w:after="0" w:line="240" w:lineRule="auto"/>
       </w:pPr>
       <w:rPr>
-        <w:rFonts w:asciiTheme="majorHAnsi" w:eastAsiaTheme="majorEastAsia" w:hAnsiTheme="majorHAnsi" w:cstheme="majorBidi"/>
+        <w:rFonts w:ascii="Arial" w:hAnsi="Arial" w:cs="Arial" w:eastAsia="Arial"/>
         <w:b/>
         <w:bCs/>
       </w:rPr>
@@ -16655,7 +16655,7 @@
         <w:spacing w:before="0" w:after="0" w:line="240" w:lineRule="auto"/>
       </w:pPr>
       <w:rPr>
-        <w:rFonts w:asciiTheme="majorHAnsi" w:eastAsiaTheme="majorEastAsia" w:hAnsiTheme="majorHAnsi" w:cstheme="majorBidi"/>
+        <w:rFonts w:ascii="Arial" w:hAnsi="Arial" w:cs="Arial" w:eastAsia="Arial"/>
         <w:b/>
         <w:bCs/>
       </w:rPr>
@@ -16673,14 +16673,14 @@
     </w:tblStylePr>
     <w:tblStylePr w:type="firstCol">
       <w:rPr>
-        <w:rFonts w:asciiTheme="majorHAnsi" w:eastAsiaTheme="majorEastAsia" w:hAnsiTheme="majorHAnsi" w:cstheme="majorBidi"/>
+        <w:rFonts w:ascii="Arial" w:hAnsi="Arial" w:cs="Arial" w:eastAsia="Arial"/>
         <w:b/>
         <w:bCs/>
       </w:rPr>
     </w:tblStylePr>
     <w:tblStylePr w:type="lastCol">
       <w:rPr>
-        <w:rFonts w:asciiTheme="majorHAnsi" w:eastAsiaTheme="majorEastAsia" w:hAnsiTheme="majorHAnsi" w:cstheme="majorBidi"/>
+        <w:rFonts w:ascii="Arial" w:hAnsi="Arial" w:cs="Arial" w:eastAsia="Arial"/>
         <w:b/>
         <w:bCs/>
       </w:rPr>
@@ -16764,7 +16764,7 @@
         <w:spacing w:before="0" w:after="0" w:line="240" w:lineRule="auto"/>
       </w:pPr>
       <w:rPr>
-        <w:rFonts w:asciiTheme="majorHAnsi" w:eastAsiaTheme="majorEastAsia" w:hAnsiTheme="majorHAnsi" w:cstheme="majorBidi"/>
+        <w:rFonts w:ascii="Arial" w:hAnsi="Arial" w:cs="Arial" w:eastAsia="Arial"/>
         <w:b/>
         <w:bCs/>
       </w:rPr>
@@ -16785,7 +16785,7 @@
         <w:spacing w:before="0" w:after="0" w:line="240" w:lineRule="auto"/>
       </w:pPr>
       <w:rPr>
-        <w:rFonts w:asciiTheme="majorHAnsi" w:eastAsiaTheme="majorEastAsia" w:hAnsiTheme="majorHAnsi" w:cstheme="majorBidi"/>
+        <w:rFonts w:ascii="Arial" w:hAnsi="Arial" w:cs="Arial" w:eastAsia="Arial"/>
         <w:b/>
         <w:bCs/>
       </w:rPr>
@@ -16803,14 +16803,14 @@
     </w:tblStylePr>
     <w:tblStylePr w:type="firstCol">
       <w:rPr>
-        <w:rFonts w:asciiTheme="majorHAnsi" w:eastAsiaTheme="majorEastAsia" w:hAnsiTheme="majorHAnsi" w:cstheme="majorBidi"/>
+        <w:rFonts w:ascii="Arial" w:hAnsi="Arial" w:cs="Arial" w:eastAsia="Arial"/>
         <w:b/>
         <w:bCs/>
       </w:rPr>
     </w:tblStylePr>
     <w:tblStylePr w:type="lastCol">
       <w:rPr>
-        <w:rFonts w:asciiTheme="majorHAnsi" w:eastAsiaTheme="majorEastAsia" w:hAnsiTheme="majorHAnsi" w:cstheme="majorBidi"/>
+        <w:rFonts w:ascii="Arial" w:hAnsi="Arial" w:cs="Arial" w:eastAsia="Arial"/>
         <w:b/>
         <w:bCs/>
       </w:rPr>
@@ -18675,7 +18675,7 @@
     </w:tblPr>
     <w:tblStylePr w:type="firstRow">
       <w:rPr>
-        <w:rFonts w:asciiTheme="majorHAnsi" w:eastAsiaTheme="majorEastAsia" w:hAnsiTheme="majorHAnsi" w:cstheme="majorBidi"/>
+        <w:rFonts w:ascii="Arial" w:hAnsi="Arial" w:cs="Arial" w:eastAsia="Arial"/>
       </w:rPr>
       <w:tblPr/>
       <w:tcPr>
@@ -18759,7 +18759,7 @@
     </w:tblPr>
     <w:tblStylePr w:type="firstRow">
       <w:rPr>
-        <w:rFonts w:asciiTheme="majorHAnsi" w:eastAsiaTheme="majorEastAsia" w:hAnsiTheme="majorHAnsi" w:cstheme="majorBidi"/>
+        <w:rFonts w:ascii="Arial" w:hAnsi="Arial" w:cs="Arial" w:eastAsia="Arial"/>
       </w:rPr>
       <w:tblPr/>
       <w:tcPr>
@@ -18843,7 +18843,7 @@
     </w:tblPr>
     <w:tblStylePr w:type="firstRow">
       <w:rPr>
-        <w:rFonts w:asciiTheme="majorHAnsi" w:eastAsiaTheme="majorEastAsia" w:hAnsiTheme="majorHAnsi" w:cstheme="majorBidi"/>
+        <w:rFonts w:ascii="Arial" w:hAnsi="Arial" w:cs="Arial" w:eastAsia="Arial"/>
       </w:rPr>
       <w:tblPr/>
       <w:tcPr>
@@ -18927,7 +18927,7 @@
     </w:tblPr>
     <w:tblStylePr w:type="firstRow">
       <w:rPr>
-        <w:rFonts w:asciiTheme="majorHAnsi" w:eastAsiaTheme="majorEastAsia" w:hAnsiTheme="majorHAnsi" w:cstheme="majorBidi"/>
+        <w:rFonts w:ascii="Arial" w:hAnsi="Arial" w:cs="Arial" w:eastAsia="Arial"/>
       </w:rPr>
       <w:tblPr/>
       <w:tcPr>
@@ -19011,7 +19011,7 @@
     </w:tblPr>
     <w:tblStylePr w:type="firstRow">
       <w:rPr>
-        <w:rFonts w:asciiTheme="majorHAnsi" w:eastAsiaTheme="majorEastAsia" w:hAnsiTheme="majorHAnsi" w:cstheme="majorBidi"/>
+        <w:rFonts w:ascii="Arial" w:hAnsi="Arial" w:cs="Arial" w:eastAsia="Arial"/>
       </w:rPr>
       <w:tblPr/>
       <w:tcPr>
@@ -19095,7 +19095,7 @@
     </w:tblPr>
     <w:tblStylePr w:type="firstRow">
       <w:rPr>
-        <w:rFonts w:asciiTheme="majorHAnsi" w:eastAsiaTheme="majorEastAsia" w:hAnsiTheme="majorHAnsi" w:cstheme="majorBidi"/>
+        <w:rFonts w:ascii="Arial" w:hAnsi="Arial" w:cs="Arial" w:eastAsia="Arial"/>
       </w:rPr>
       <w:tblPr/>
       <w:tcPr>
@@ -19179,7 +19179,7 @@
     </w:tblPr>
     <w:tblStylePr w:type="firstRow">
       <w:rPr>
-        <w:rFonts w:asciiTheme="majorHAnsi" w:eastAsiaTheme="majorEastAsia" w:hAnsiTheme="majorHAnsi" w:cstheme="majorBidi"/>
+        <w:rFonts w:ascii="Arial" w:hAnsi="Arial" w:cs="Arial" w:eastAsia="Arial"/>
       </w:rPr>
       <w:tblPr/>
       <w:tcPr>
@@ -19244,7 +19244,7 @@
       <w:spacing w:after="0" w:line="240" w:lineRule="auto"/>
     </w:pPr>
     <w:rPr>
-      <w:rFonts w:asciiTheme="majorHAnsi" w:eastAsiaTheme="majorEastAsia" w:hAnsiTheme="majorHAnsi" w:cstheme="majorBidi"/>
+      <w:rFonts w:ascii="Arial" w:hAnsi="Arial" w:cs="Arial" w:eastAsia="Arial"/>
       <w:color w:val="000000" w:themeColor="text1"/>
     </w:rPr>
     <w:tblPr>
@@ -19372,7 +19372,7 @@
       <w:spacing w:after="0" w:line="240" w:lineRule="auto"/>
     </w:pPr>
     <w:rPr>
-      <w:rFonts w:asciiTheme="majorHAnsi" w:eastAsiaTheme="majorEastAsia" w:hAnsiTheme="majorHAnsi" w:cstheme="majorBidi"/>
+      <w:rFonts w:ascii="Arial" w:hAnsi="Arial" w:cs="Arial" w:eastAsia="Arial"/>
       <w:color w:val="000000" w:themeColor="text1"/>
     </w:rPr>
     <w:tblPr>
@@ -19500,7 +19500,7 @@
       <w:spacing w:after="0" w:line="240" w:lineRule="auto"/>
     </w:pPr>
     <w:rPr>
-      <w:rFonts w:asciiTheme="majorHAnsi" w:eastAsiaTheme="majorEastAsia" w:hAnsiTheme="majorHAnsi" w:cstheme="majorBidi"/>
+      <w:rFonts w:ascii="Arial" w:hAnsi="Arial" w:cs="Arial" w:eastAsia="Arial"/>
       <w:color w:val="000000" w:themeColor="text1"/>
     </w:rPr>
     <w:tblPr>
@@ -19628,7 +19628,7 @@
       <w:spacing w:after="0" w:line="240" w:lineRule="auto"/>
     </w:pPr>
     <w:rPr>
-      <w:rFonts w:asciiTheme="majorHAnsi" w:eastAsiaTheme="majorEastAsia" w:hAnsiTheme="majorHAnsi" w:cstheme="majorBidi"/>
+      <w:rFonts w:ascii="Arial" w:hAnsi="Arial" w:cs="Arial" w:eastAsia="Arial"/>
       <w:color w:val="000000" w:themeColor="text1"/>
     </w:rPr>
     <w:tblPr>
@@ -19756,7 +19756,7 @@
       <w:spacing w:after="0" w:line="240" w:lineRule="auto"/>
     </w:pPr>
     <w:rPr>
-      <w:rFonts w:asciiTheme="majorHAnsi" w:eastAsiaTheme="majorEastAsia" w:hAnsiTheme="majorHAnsi" w:cstheme="majorBidi"/>
+      <w:rFonts w:ascii="Arial" w:hAnsi="Arial" w:cs="Arial" w:eastAsia="Arial"/>
       <w:color w:val="000000" w:themeColor="text1"/>
     </w:rPr>
     <w:tblPr>
@@ -19884,7 +19884,7 @@
       <w:spacing w:after="0" w:line="240" w:lineRule="auto"/>
     </w:pPr>
     <w:rPr>
-      <w:rFonts w:asciiTheme="majorHAnsi" w:eastAsiaTheme="majorEastAsia" w:hAnsiTheme="majorHAnsi" w:cstheme="majorBidi"/>
+      <w:rFonts w:ascii="Arial" w:hAnsi="Arial" w:cs="Arial" w:eastAsia="Arial"/>
       <w:color w:val="000000" w:themeColor="text1"/>
     </w:rPr>
     <w:tblPr>
@@ -20012,7 +20012,7 @@
       <w:spacing w:after="0" w:line="240" w:lineRule="auto"/>
     </w:pPr>
     <w:rPr>
-      <w:rFonts w:asciiTheme="majorHAnsi" w:eastAsiaTheme="majorEastAsia" w:hAnsiTheme="majorHAnsi" w:cstheme="majorBidi"/>
+      <w:rFonts w:ascii="Arial" w:hAnsi="Arial" w:cs="Arial" w:eastAsia="Arial"/>
       <w:color w:val="000000" w:themeColor="text1"/>
     </w:rPr>
     <w:tblPr>
@@ -20651,7 +20651,7 @@
       <w:spacing w:after="0" w:line="240" w:lineRule="auto"/>
     </w:pPr>
     <w:rPr>
-      <w:rFonts w:asciiTheme="majorHAnsi" w:eastAsiaTheme="majorEastAsia" w:hAnsiTheme="majorHAnsi" w:cstheme="majorBidi"/>
+      <w:rFonts w:ascii="Arial" w:hAnsi="Arial" w:cs="Arial" w:eastAsia="Arial"/>
       <w:color w:val="000000" w:themeColor="text1"/>
     </w:rPr>
     <w:tblPr>
@@ -20776,7 +20776,7 @@
       <w:spacing w:after="0" w:line="240" w:lineRule="auto"/>
     </w:pPr>
     <w:rPr>
-      <w:rFonts w:asciiTheme="majorHAnsi" w:eastAsiaTheme="majorEastAsia" w:hAnsiTheme="majorHAnsi" w:cstheme="majorBidi"/>
+      <w:rFonts w:ascii="Arial" w:hAnsi="Arial" w:cs="Arial" w:eastAsia="Arial"/>
       <w:color w:val="000000" w:themeColor="text1"/>
     </w:rPr>
     <w:tblPr>
@@ -20901,7 +20901,7 @@
       <w:spacing w:after="0" w:line="240" w:lineRule="auto"/>
     </w:pPr>
     <w:rPr>
-      <w:rFonts w:asciiTheme="majorHAnsi" w:eastAsiaTheme="majorEastAsia" w:hAnsiTheme="majorHAnsi" w:cstheme="majorBidi"/>
+      <w:rFonts w:ascii="Arial" w:hAnsi="Arial" w:cs="Arial" w:eastAsia="Arial"/>
       <w:color w:val="000000" w:themeColor="text1"/>
     </w:rPr>
     <w:tblPr>
@@ -21026,7 +21026,7 @@
       <w:spacing w:after="0" w:line="240" w:lineRule="auto"/>
     </w:pPr>
     <w:rPr>
-      <w:rFonts w:asciiTheme="majorHAnsi" w:eastAsiaTheme="majorEastAsia" w:hAnsiTheme="majorHAnsi" w:cstheme="majorBidi"/>
+      <w:rFonts w:ascii="Arial" w:hAnsi="Arial" w:cs="Arial" w:eastAsia="Arial"/>
       <w:color w:val="000000" w:themeColor="text1"/>
     </w:rPr>
     <w:tblPr>
@@ -21151,7 +21151,7 @@
       <w:spacing w:after="0" w:line="240" w:lineRule="auto"/>
     </w:pPr>
     <w:rPr>
-      <w:rFonts w:asciiTheme="majorHAnsi" w:eastAsiaTheme="majorEastAsia" w:hAnsiTheme="majorHAnsi" w:cstheme="majorBidi"/>
+      <w:rFonts w:ascii="Arial" w:hAnsi="Arial" w:cs="Arial" w:eastAsia="Arial"/>
       <w:color w:val="000000" w:themeColor="text1"/>
     </w:rPr>
     <w:tblPr>
@@ -21276,7 +21276,7 @@
       <w:spacing w:after="0" w:line="240" w:lineRule="auto"/>
     </w:pPr>
     <w:rPr>
-      <w:rFonts w:asciiTheme="majorHAnsi" w:eastAsiaTheme="majorEastAsia" w:hAnsiTheme="majorHAnsi" w:cstheme="majorBidi"/>
+      <w:rFonts w:ascii="Arial" w:hAnsi="Arial" w:cs="Arial" w:eastAsia="Arial"/>
       <w:color w:val="000000" w:themeColor="text1"/>
     </w:rPr>
     <w:tblPr>
@@ -21401,7 +21401,7 @@
       <w:spacing w:after="0" w:line="240" w:lineRule="auto"/>
     </w:pPr>
     <w:rPr>
-      <w:rFonts w:asciiTheme="majorHAnsi" w:eastAsiaTheme="majorEastAsia" w:hAnsiTheme="majorHAnsi" w:cstheme="majorBidi"/>
+      <w:rFonts w:ascii="Arial" w:hAnsi="Arial" w:cs="Arial" w:eastAsia="Arial"/>
       <w:color w:val="000000" w:themeColor="text1"/>
     </w:rPr>
     <w:tblPr>
@@ -25354,7 +25354,7 @@
     </a:clrScheme>
     <a:fontScheme name="Office">
       <a:majorFont>
-        <a:latin typeface="Calibri"/>
+        <a:latin typeface="Arial"/>
         <a:ea typeface=""/>
         <a:cs typeface=""/>
         <a:font script="Jpan" typeface="ＭＳ ゴシック"/>
@@ -25389,7 +25389,7 @@
         <a:font script="Geor" typeface="Sylfaen"/>
       </a:majorFont>
       <a:minorFont>
-        <a:latin typeface="Cambria"/>
+        <a:latin typeface="Arial"/>
         <a:ea typeface=""/>
         <a:cs typeface=""/>
         <a:font script="Jpan" typeface="ＭＳ 明朝"/>

--- a/core/src/core/usecases/documents/builtin/blanks/invoice.docx
+++ b/core/src/core/usecases/documents/builtin/blanks/invoice.docx
@@ -234,7 +234,7 @@
                 <w:b w:val="0"/>
                 <w:sz w:val="18"/>
               </w:rPr>
-              <w:t>КПП {{seller_kpp}}</w:t>
+              <w:t xml:space="preserve">КПП[[ {{seller_kpp}}]]</w:t>
             </w:r>
           </w:p>
         </w:tc>
@@ -493,7 +493,7 @@
                 <w:b/>
                 <w:sz w:val="18"/>
               </w:rPr>
-              <w:t>{{seller_name}}, ИНН {{seller_inn}}, {{seller_address}}</w:t>
+              <w:t xml:space="preserve">{{seller_name}}, ИНН {{seller_inn}}[[, {{seller_address}}]]</w:t>
             </w:r>
           </w:p>
         </w:tc>
@@ -535,7 +535,7 @@
                 <w:b/>
                 <w:sz w:val="18"/>
               </w:rPr>
-              <w:t>{{client_name}}, ИНН {{client_inn}}, {{client_address}}</w:t>
+              <w:t xml:space="preserve">{{client_name}}[[, ИНН {{client_inn}}]][[, {{client_address}}]]</w:t>
             </w:r>
           </w:p>
         </w:tc>
@@ -757,7 +757,7 @@
                 <w:b w:val="0"/>
                 <w:sz w:val="18"/>
               </w:rPr>
-              <w:t>1</w:t>
+              <w:t xml:space="preserve">{{items.n}}</w:t>
             </w:r>
           </w:p>
         </w:tc>
@@ -784,7 +784,7 @@
                 <w:b w:val="0"/>
                 <w:sz w:val="18"/>
               </w:rPr>
-              <w:t>{{item}}</w:t>
+              <w:t xml:space="preserve">{{items.name}}</w:t>
             </w:r>
           </w:p>
         </w:tc>
@@ -811,7 +811,7 @@
                 <w:b w:val="0"/>
                 <w:sz w:val="18"/>
               </w:rPr>
-              <w:t>{{quantity}}</w:t>
+              <w:t xml:space="preserve">{{items.quantity}}</w:t>
             </w:r>
           </w:p>
         </w:tc>
@@ -838,7 +838,7 @@
                 <w:b w:val="0"/>
                 <w:sz w:val="18"/>
               </w:rPr>
-              <w:t>{{unit}}</w:t>
+              <w:t xml:space="preserve">{{items.unit}}</w:t>
             </w:r>
           </w:p>
         </w:tc>
@@ -865,7 +865,7 @@
                 <w:b w:val="0"/>
                 <w:sz w:val="18"/>
               </w:rPr>
-              <w:t>{{total|per:quantity}}</w:t>
+              <w:t xml:space="preserve">{{items.price}}</w:t>
             </w:r>
           </w:p>
         </w:tc>
@@ -892,7 +892,7 @@
                 <w:b w:val="0"/>
                 <w:sz w:val="18"/>
               </w:rPr>
-              <w:t>{{total}}</w:t>
+              <w:t xml:space="preserve">{{items.amount}}</w:t>
             </w:r>
           </w:p>
         </w:tc>
@@ -961,7 +961,7 @@
                 <w:b/>
                 <w:sz w:val="18"/>
               </w:rPr>
-              <w:t>{{total}}</w:t>
+              <w:t xml:space="preserve">{{items|sum}}</w:t>
             </w:r>
           </w:p>
         </w:tc>
@@ -1005,7 +1005,7 @@
                 <w:b/>
                 <w:sz w:val="18"/>
               </w:rPr>
-              <w:t>{{vat}}</w:t>
+              <w:t xml:space="preserve">[[{{vat}}]]</w:t>
             </w:r>
           </w:p>
         </w:tc>
@@ -1049,7 +1049,7 @@
                 <w:b/>
                 <w:sz w:val="18"/>
               </w:rPr>
-              <w:t>{{total}}</w:t>
+              <w:t xml:space="preserve">{{items|sum}}</w:t>
             </w:r>
           </w:p>
         </w:tc>
@@ -1065,7 +1065,7 @@
           <w:b w:val="0"/>
           <w:sz w:val="20"/>
         </w:rPr>
-        <w:t xml:space="preserve">Всего наименований 1, на сумму </w:t>
+        <w:t xml:space="preserve">Всего наименований {{items|count}}, на сумму </w:t>
       </w:r>
       <w:r>
         <w:rPr>
@@ -1073,7 +1073,7 @@
           <w:b w:val="0"/>
           <w:sz w:val="20"/>
         </w:rPr>
-        <w:t>{{total}} руб.</w:t>
+        <w:t xml:space="preserve">{{items|sum}} руб.</w:t>
       </w:r>
     </w:p>
     <w:p>
@@ -1089,7 +1089,7 @@
           <w:b/>
           <w:sz w:val="20"/>
         </w:rPr>
-        <w:t>{{total|words}}</w:t>
+        <w:t xml:space="preserve">{{items|words}}</w:t>
       </w:r>
     </w:p>
     <w:tbl>
